--- a/Wandering spleen in children A novel splenopexy technique - 5 cases revised.docx
+++ b/Wandering spleen in children A novel splenopexy technique - 5 cases revised.docx
@@ -744,7 +744,6 @@
           <w:kern w:val="2"/>
           <w:sz w:val="20"/>
           <w:szCs w:val="20"/>
-          <w:highlight w:val="yellow"/>
           <w:lang w:val="en-US" w:eastAsia="zh-CN" w:bidi="ar-SA"/>
         </w:rPr>
         <w:t xml:space="preserve">13</w:t>
@@ -2386,7 +2385,6 @@
           <w:kern w:val="2"/>
           <w:sz w:val="20"/>
           <w:szCs w:val="20"/>
-          <w:highlight w:val="yellow"/>
           <w:lang w:val="en-US" w:eastAsia="zh-CN" w:bidi="ar-SA"/>
         </w:rPr>
         <w:t xml:space="preserve">a platelet count within the normal range</w:t>
@@ -2407,7 +2405,6 @@
           <w:kern w:val="2"/>
           <w:sz w:val="20"/>
           <w:szCs w:val="20"/>
-          <w:highlight w:val="yellow"/>
           <w:lang w:val="en-US" w:eastAsia="zh-CN" w:bidi="ar-SA"/>
         </w:rPr>
         <w:t xml:space="preserve">for which oral dipyridamole was administered</w:t>
@@ -4496,7 +4493,6 @@
           <w:kern w:val="2"/>
           <w:sz w:val="20"/>
           <w:szCs w:val="20"/>
-          <w:highlight w:val="yellow"/>
           <w:lang w:eastAsia="zh-CN" w:bidi="ar-SA"/>
         </w:rPr>
         <w:t xml:space="preserve">13</w:t>
@@ -13887,40 +13883,7 @@
                 <w:u w:val="none"/>
                 <w:lang w:val="en-US" w:eastAsia="zh-CN" w:bidi="ar"/>
               </w:rPr>
-              <w:t xml:space="preserve">PC: </w:t>
-            </w:r>
-            <w:r>
-              <w:rPr>
-                <w:rFonts w:hint="eastAsia" w:ascii="Times New Roman" w:eastAsia="微软雅黑" w:hAnsiTheme="minorEastAsia" w:cstheme="minorEastAsia"/>
-                <w:b w:val="0"/>
-                <w:bCs w:val="0"/>
-                <w:i w:val="0"/>
-                <w:iCs w:val="0"/>
-                <w:color w:val="000000"/>
-                <w:kern w:val="0"/>
-                <w:sz w:val="17"/>
-                <w:szCs w:val="17"/>
-                <w:u w:val="none"/>
-                <w:highlight w:val="yellow"/>
-                <w:lang w:val="en-US" w:eastAsia="zh-CN" w:bidi="ar"/>
-              </w:rPr>
-              <w:t xml:space="preserve">___</w:t>
-            </w:r>
-            <w:r>
-              <w:rPr>
-                <w:rFonts w:hint="eastAsia" w:ascii="Times New Roman" w:eastAsia="微软雅黑" w:hAnsiTheme="minorEastAsia" w:cstheme="minorEastAsia"/>
-                <w:b w:val="0"/>
-                <w:bCs w:val="0"/>
-                <w:i w:val="0"/>
-                <w:iCs w:val="0"/>
-                <w:color w:val="000000"/>
-                <w:kern w:val="0"/>
-                <w:sz w:val="17"/>
-                <w:szCs w:val="17"/>
-                <w:u w:val="none"/>
-                <w:lang w:val="en-US" w:eastAsia="zh-CN" w:bidi="ar"/>
-              </w:rPr>
-              <w:t xml:space="preserve">×109/L (normal)</w:t>
+              <w:t xml:space="preserve">PC: normal</w:t>
             </w:r>
           </w:p>
         </w:tc>
